--- a/posts/pca/index.docx
+++ b/posts/pca/index.docx
@@ -52,7 +52,7 @@
         </w:p>
       </w:sdtContent>
     </w:sdt>
-    <w:bookmarkStart w:id="20" w:name="introduction"/>
+    <w:bookmarkStart w:id="9" w:name="introduction"/>
     <w:p>
       <w:pPr>
         <w:pStyle w:val="Heading2"/>
@@ -121,8 +121,8 @@
         </w:pict>
       </w:r>
     </w:p>
-    <w:bookmarkEnd w:id="20"/>
-    <w:bookmarkStart w:id="24" w:name="what-is-principal-component-analysis-pca"/>
+    <w:bookmarkEnd w:id="9"/>
+    <w:bookmarkStart w:id="13" w:name="what-is-principal-component-analysis-pca"/>
     <w:p>
       <w:pPr>
         <w:pStyle w:val="Heading2"/>
@@ -144,7 +144,7 @@
       <m:oMath>
         <m:r>
           <m:rPr>
-            <m:sty m:val="b"/>
+            <m:sty m:val="bi"/>
           </m:rPr>
           <m:t>u</m:t>
         </m:r>
@@ -154,76 +154,78 @@
           </m:rPr>
           <m:t>=</m:t>
         </m:r>
-        <m:d>
-          <m:dPr>
-            <m:begChr m:val="("/>
-            <m:sepChr m:val=""/>
-            <m:endChr m:val=")"/>
-            <m:grow/>
-          </m:dPr>
-          <m:e>
-            <m:sSub>
-              <m:e>
-                <m:r>
-                  <m:t>u</m:t>
-                </m:r>
-              </m:e>
-              <m:sub>
-                <m:r>
-                  <m:t>1</m:t>
-                </m:r>
-              </m:sub>
-            </m:sSub>
-            <m:r>
-              <m:rPr>
-                <m:sty m:val="p"/>
-              </m:rPr>
-              <m:t>,</m:t>
-            </m:r>
-            <m:sSub>
-              <m:e>
-                <m:r>
-                  <m:t>u</m:t>
-                </m:r>
-              </m:e>
-              <m:sub>
-                <m:r>
-                  <m:t>2</m:t>
-                </m:r>
-              </m:sub>
-            </m:sSub>
-            <m:r>
-              <m:rPr>
-                <m:sty m:val="p"/>
-              </m:rPr>
-              <m:t>,</m:t>
-            </m:r>
-            <m:r>
-              <m:rPr>
-                <m:sty m:val="p"/>
-              </m:rPr>
-              <m:t>…</m:t>
-            </m:r>
-            <m:r>
-              <m:rPr>
-                <m:sty m:val="p"/>
-              </m:rPr>
-              <m:t>,</m:t>
-            </m:r>
-            <m:sSub>
-              <m:e>
-                <m:r>
-                  <m:t>u</m:t>
-                </m:r>
-              </m:e>
-              <m:sub>
-                <m:r>
-                  <m:t>p</m:t>
-                </m:r>
-              </m:sub>
-            </m:sSub>
-          </m:e>
-        </m:d>
+        <m:r>
+          <m:rPr>
+            <m:sty m:val="p"/>
+          </m:rPr>
+          <m:t>(</m:t>
+        </m:r>
+        <m:sSub>
+          <m:e>
+            <m:r>
+              <m:t>u</m:t>
+            </m:r>
+          </m:e>
+          <m:sub>
+            <m:r>
+              <m:t>1</m:t>
+            </m:r>
+          </m:sub>
+        </m:sSub>
+        <m:r>
+          <m:rPr>
+            <m:sty m:val="p"/>
+          </m:rPr>
+          <m:t>,</m:t>
+        </m:r>
+        <m:sSub>
+          <m:e>
+            <m:r>
+              <m:t>u</m:t>
+            </m:r>
+          </m:e>
+          <m:sub>
+            <m:r>
+              <m:t>2</m:t>
+            </m:r>
+          </m:sub>
+        </m:sSub>
+        <m:r>
+          <m:rPr>
+            <m:sty m:val="p"/>
+          </m:rPr>
+          <m:t>,</m:t>
+        </m:r>
+        <m:r>
+          <m:rPr>
+            <m:sty m:val="p"/>
+          </m:rPr>
+          <m:t>…</m:t>
+        </m:r>
+        <m:r>
+          <m:rPr>
+            <m:sty m:val="p"/>
+          </m:rPr>
+          <m:t>,</m:t>
+        </m:r>
+        <m:sSub>
+          <m:e>
+            <m:r>
+              <m:t>u</m:t>
+            </m:r>
+          </m:e>
+          <m:sub>
+            <m:r>
+              <m:t>p</m:t>
+            </m:r>
+          </m:sub>
+        </m:sSub>
+        <m:r>
+          <m:rPr>
+            <m:sty m:val="p"/>
+          </m:rPr>
+          <m:t>)</m:t>
+        </m:r>
       </m:oMath>
       <w:r>
         <w:t xml:space="preserve"> </w:t>
@@ -1253,18 +1255,18 @@
           <wp:inline>
             <wp:extent cx="3495675" cy="3257550"/>
             <wp:effectExtent b="0" l="0" r="0" t="0"/>
-            <wp:docPr descr="" title="" id="22" name="Picture"/>
+            <wp:docPr descr="" title="" id="11" name="Picture"/>
             <a:graphic>
               <a:graphicData uri="http://schemas.openxmlformats.org/drawingml/2006/picture">
                 <pic:pic>
                   <pic:nvPicPr>
-                    <pic:cNvPr descr="index_files/figure-docx/cell-2-output-1.png" id="23" name="Picture"/>
+                    <pic:cNvPr descr="index_files/figure-docx/cell-2-output-1.png" id="12" name="Picture"/>
                     <pic:cNvPicPr>
                       <a:picLocks noChangeArrowheads="1" noChangeAspect="1"/>
                     </pic:cNvPicPr>
                   </pic:nvPicPr>
                   <pic:blipFill>
-                    <a:blip r:embed="rId21"/>
+                    <a:blip r:embed="rId10"/>
                     <a:stretch>
                       <a:fillRect/>
                     </a:stretch>
@@ -1339,19 +1341,21 @@
             </m:r>
           </m:e>
           <m:sup>
-            <m:d>
-              <m:dPr>
-                <m:begChr m:val="("/>
-                <m:sepChr m:val=""/>
-                <m:endChr m:val=")"/>
-                <m:grow/>
-              </m:dPr>
-              <m:e>
-                <m:r>
-                  <m:t>k</m:t>
-                </m:r>
-              </m:e>
-            </m:d>
+            <m:r>
+              <m:rPr>
+                <m:sty m:val="p"/>
+              </m:rPr>
+              <m:t>(</m:t>
+            </m:r>
+            <m:r>
+              <m:t>k</m:t>
+            </m:r>
+            <m:r>
+              <m:rPr>
+                <m:sty m:val="p"/>
+              </m:rPr>
+              <m:t>)</m:t>
+            </m:r>
           </m:sup>
         </m:sSup>
         <m:r>
@@ -1360,123 +1364,131 @@
           </m:rPr>
           <m:t>=</m:t>
         </m:r>
+        <m:r>
+          <m:rPr>
+            <m:sty m:val="p"/>
+          </m:rPr>
+          <m:t>(</m:t>
+        </m:r>
+        <m:sSubSup>
+          <m:e>
+            <m:r>
+              <m:t>x</m:t>
+            </m:r>
+          </m:e>
+          <m:sub>
+            <m:r>
+              <m:t>1</m:t>
+            </m:r>
+          </m:sub>
+          <m:sup>
+            <m:r>
+              <m:rPr>
+                <m:sty m:val="p"/>
+              </m:rPr>
+              <m:t>(</m:t>
+            </m:r>
+            <m:r>
+              <m:t>k</m:t>
+            </m:r>
+            <m:r>
+              <m:rPr>
+                <m:sty m:val="p"/>
+              </m:rPr>
+              <m:t>)</m:t>
+            </m:r>
+          </m:sup>
+        </m:sSubSup>
+        <m:r>
+          <m:rPr>
+            <m:sty m:val="p"/>
+          </m:rPr>
+          <m:t>,</m:t>
+        </m:r>
+        <m:sSubSup>
+          <m:e>
+            <m:r>
+              <m:t>x</m:t>
+            </m:r>
+          </m:e>
+          <m:sub>
+            <m:r>
+              <m:t>2</m:t>
+            </m:r>
+          </m:sub>
+          <m:sup>
+            <m:r>
+              <m:rPr>
+                <m:sty m:val="p"/>
+              </m:rPr>
+              <m:t>(</m:t>
+            </m:r>
+            <m:r>
+              <m:t>k</m:t>
+            </m:r>
+            <m:r>
+              <m:rPr>
+                <m:sty m:val="p"/>
+              </m:rPr>
+              <m:t>)</m:t>
+            </m:r>
+          </m:sup>
+        </m:sSubSup>
+        <m:r>
+          <m:rPr>
+            <m:sty m:val="p"/>
+          </m:rPr>
+          <m:t>,</m:t>
+        </m:r>
+        <m:r>
+          <m:rPr>
+            <m:sty m:val="p"/>
+          </m:rPr>
+          <m:t>…</m:t>
+        </m:r>
+        <m:r>
+          <m:rPr>
+            <m:sty m:val="p"/>
+          </m:rPr>
+          <m:t>,</m:t>
+        </m:r>
+        <m:sSubSup>
+          <m:e>
+            <m:r>
+              <m:t>x</m:t>
+            </m:r>
+          </m:e>
+          <m:sub>
+            <m:r>
+              <m:t>p</m:t>
+            </m:r>
+          </m:sub>
+          <m:sup>
+            <m:r>
+              <m:rPr>
+                <m:sty m:val="p"/>
+              </m:rPr>
+              <m:t>(</m:t>
+            </m:r>
+            <m:r>
+              <m:t>k</m:t>
+            </m:r>
+            <m:r>
+              <m:rPr>
+                <m:sty m:val="p"/>
+              </m:rPr>
+              <m:t>)</m:t>
+            </m:r>
+          </m:sup>
+        </m:sSubSup>
         <m:sSup>
           <m:e>
-            <m:d>
-              <m:dPr>
-                <m:begChr m:val="("/>
-                <m:sepChr m:val=""/>
-                <m:endChr m:val=")"/>
-                <m:grow/>
-              </m:dPr>
-              <m:e>
-                <m:sSubSup>
-                  <m:e>
-                    <m:r>
-                      <m:t>x</m:t>
-                    </m:r>
-                  </m:e>
-                  <m:sub>
-                    <m:r>
-                      <m:t>1</m:t>
-                    </m:r>
-                  </m:sub>
-                  <m:sup>
-                    <m:d>
-                      <m:dPr>
-                        <m:begChr m:val="("/>
-                        <m:sepChr m:val=""/>
-                        <m:endChr m:val=")"/>
-                        <m:grow/>
-                      </m:dPr>
-                      <m:e>
-                        <m:r>
-                          <m:t>k</m:t>
-                        </m:r>
-                      </m:e>
-                    </m:d>
-                  </m:sup>
-                </m:sSubSup>
-                <m:r>
-                  <m:rPr>
-                    <m:sty m:val="p"/>
-                  </m:rPr>
-                  <m:t>,</m:t>
-                </m:r>
-                <m:sSubSup>
-                  <m:e>
-                    <m:r>
-                      <m:t>x</m:t>
-                    </m:r>
-                  </m:e>
-                  <m:sub>
-                    <m:r>
-                      <m:t>2</m:t>
-                    </m:r>
-                  </m:sub>
-                  <m:sup>
-                    <m:d>
-                      <m:dPr>
-                        <m:begChr m:val="("/>
-                        <m:sepChr m:val=""/>
-                        <m:endChr m:val=")"/>
-                        <m:grow/>
-                      </m:dPr>
-                      <m:e>
-                        <m:r>
-                          <m:t>k</m:t>
-                        </m:r>
-                      </m:e>
-                    </m:d>
-                  </m:sup>
-                </m:sSubSup>
-                <m:r>
-                  <m:rPr>
-                    <m:sty m:val="p"/>
-                  </m:rPr>
-                  <m:t>,</m:t>
-                </m:r>
-                <m:r>
-                  <m:rPr>
-                    <m:sty m:val="p"/>
-                  </m:rPr>
-                  <m:t>…</m:t>
-                </m:r>
-                <m:r>
-                  <m:rPr>
-                    <m:sty m:val="p"/>
-                  </m:rPr>
-                  <m:t>,</m:t>
-                </m:r>
-                <m:sSubSup>
-                  <m:e>
-                    <m:r>
-                      <m:t>x</m:t>
-                    </m:r>
-                  </m:e>
-                  <m:sub>
-                    <m:r>
-                      <m:t>p</m:t>
-                    </m:r>
-                  </m:sub>
-                  <m:sup>
-                    <m:d>
-                      <m:dPr>
-                        <m:begChr m:val="("/>
-                        <m:sepChr m:val=""/>
-                        <m:endChr m:val=")"/>
-                        <m:grow/>
-                      </m:dPr>
-                      <m:e>
-                        <m:r>
-                          <m:t>k</m:t>
-                        </m:r>
-                      </m:e>
-                    </m:d>
-                  </m:sup>
-                </m:sSubSup>
-              </m:e>
-            </m:d>
+            <m:r>
+              <m:rPr>
+                <m:sty m:val="p"/>
+              </m:rPr>
+              <m:t>)</m:t>
+            </m:r>
           </m:e>
           <m:sup>
             <m:r>
@@ -1660,37 +1672,39 @@
                   <m:grow/>
                 </m:dPr>
                 <m:e>
-                  <m:d>
-                    <m:dPr>
-                      <m:begChr m:val="("/>
-                      <m:sepChr m:val=""/>
-                      <m:endChr m:val=")"/>
-                      <m:grow/>
-                    </m:dPr>
+                  <m:r>
+                    <m:rPr>
+                      <m:sty m:val="p"/>
+                    </m:rPr>
+                    <m:t>(</m:t>
+                  </m:r>
+                  <m:sSup>
                     <m:e>
-                      <m:sSup>
-                        <m:e>
-                          <m:r>
-                            <m:t>x</m:t>
-                          </m:r>
-                        </m:e>
-                        <m:sup>
-                          <m:r>
-                            <m:t>k</m:t>
-                          </m:r>
-                        </m:sup>
-                      </m:sSup>
                       <m:r>
-                        <m:rPr>
-                          <m:sty m:val="p"/>
-                        </m:rPr>
-                        <m:t>−</m:t>
-                      </m:r>
-                      <m:r>
-                        <m:t>μ</m:t>
+                        <m:t>x</m:t>
                       </m:r>
                     </m:e>
-                  </m:d>
+                    <m:sup>
+                      <m:r>
+                        <m:t>k</m:t>
+                      </m:r>
+                    </m:sup>
+                  </m:sSup>
+                  <m:r>
+                    <m:rPr>
+                      <m:sty m:val="p"/>
+                    </m:rPr>
+                    <m:t>−</m:t>
+                  </m:r>
+                  <m:r>
+                    <m:t>μ</m:t>
+                  </m:r>
+                  <m:r>
+                    <m:rPr>
+                      <m:sty m:val="p"/>
+                    </m:rPr>
+                    <m:t>)</m:t>
+                  </m:r>
                   <m:r>
                     <m:rPr>
                       <m:sty m:val="p"/>
@@ -1803,76 +1817,78 @@
         <w:t xml:space="preserve"> </w:t>
       </w:r>
       <m:oMath>
-        <m:d>
-          <m:dPr>
-            <m:begChr m:val="("/>
-            <m:sepChr m:val=""/>
-            <m:endChr m:val=")"/>
-            <m:grow/>
-          </m:dPr>
-          <m:e>
-            <m:sSub>
-              <m:e>
-                <m:r>
-                  <m:t>u</m:t>
-                </m:r>
-              </m:e>
-              <m:sub>
-                <m:r>
-                  <m:t>1</m:t>
-                </m:r>
-              </m:sub>
-            </m:sSub>
-            <m:r>
-              <m:rPr>
-                <m:sty m:val="p"/>
-              </m:rPr>
-              <m:t>,</m:t>
-            </m:r>
-            <m:sSub>
-              <m:e>
-                <m:r>
-                  <m:t>u</m:t>
-                </m:r>
-              </m:e>
-              <m:sub>
-                <m:r>
-                  <m:t>2</m:t>
-                </m:r>
-              </m:sub>
-            </m:sSub>
-            <m:r>
-              <m:rPr>
-                <m:sty m:val="p"/>
-              </m:rPr>
-              <m:t>,</m:t>
-            </m:r>
-            <m:r>
-              <m:rPr>
-                <m:sty m:val="p"/>
-              </m:rPr>
-              <m:t>…</m:t>
-            </m:r>
-            <m:r>
-              <m:rPr>
-                <m:sty m:val="p"/>
-              </m:rPr>
-              <m:t>,</m:t>
-            </m:r>
-            <m:sSub>
-              <m:e>
-                <m:r>
-                  <m:t>u</m:t>
-                </m:r>
-              </m:e>
-              <m:sub>
-                <m:r>
-                  <m:t>d</m:t>
-                </m:r>
-              </m:sub>
-            </m:sSub>
-          </m:e>
-        </m:d>
+        <m:r>
+          <m:rPr>
+            <m:sty m:val="p"/>
+          </m:rPr>
+          <m:t>(</m:t>
+        </m:r>
+        <m:sSub>
+          <m:e>
+            <m:r>
+              <m:t>u</m:t>
+            </m:r>
+          </m:e>
+          <m:sub>
+            <m:r>
+              <m:t>1</m:t>
+            </m:r>
+          </m:sub>
+        </m:sSub>
+        <m:r>
+          <m:rPr>
+            <m:sty m:val="p"/>
+          </m:rPr>
+          <m:t>,</m:t>
+        </m:r>
+        <m:sSub>
+          <m:e>
+            <m:r>
+              <m:t>u</m:t>
+            </m:r>
+          </m:e>
+          <m:sub>
+            <m:r>
+              <m:t>2</m:t>
+            </m:r>
+          </m:sub>
+        </m:sSub>
+        <m:r>
+          <m:rPr>
+            <m:sty m:val="p"/>
+          </m:rPr>
+          <m:t>,</m:t>
+        </m:r>
+        <m:r>
+          <m:rPr>
+            <m:sty m:val="p"/>
+          </m:rPr>
+          <m:t>…</m:t>
+        </m:r>
+        <m:r>
+          <m:rPr>
+            <m:sty m:val="p"/>
+          </m:rPr>
+          <m:t>,</m:t>
+        </m:r>
+        <m:sSub>
+          <m:e>
+            <m:r>
+              <m:t>u</m:t>
+            </m:r>
+          </m:e>
+          <m:sub>
+            <m:r>
+              <m:t>d</m:t>
+            </m:r>
+          </m:sub>
+        </m:sSub>
+        <m:r>
+          <m:rPr>
+            <m:sty m:val="p"/>
+          </m:rPr>
+          <m:t>)</m:t>
+        </m:r>
       </m:oMath>
       <w:r>
         <w:t xml:space="preserve"> </w:t>
@@ -1929,80 +1945,82 @@
         <m:oMath>
           <m:r>
             <m:rPr>
-              <m:sty m:val="b"/>
+              <m:sty m:val="bi"/>
             </m:rPr>
             <m:t>E</m:t>
           </m:r>
-          <m:d>
-            <m:dPr>
-              <m:begChr m:val="("/>
-              <m:sepChr m:val=""/>
-              <m:endChr m:val=")"/>
-              <m:grow/>
-            </m:dPr>
+          <m:r>
+            <m:rPr>
+              <m:sty m:val="p"/>
+            </m:rPr>
+            <m:t>(</m:t>
+          </m:r>
+          <m:sSub>
             <m:e>
-              <m:sSub>
-                <m:e>
-                  <m:r>
-                    <m:t>u</m:t>
-                  </m:r>
-                </m:e>
-                <m:sub>
-                  <m:r>
-                    <m:t>1</m:t>
-                  </m:r>
-                </m:sub>
-              </m:sSub>
-              <m:r>
-                <m:rPr>
-                  <m:sty m:val="p"/>
-                </m:rPr>
-                <m:t>,</m:t>
-              </m:r>
-              <m:sSub>
-                <m:e>
-                  <m:r>
-                    <m:t>u</m:t>
-                  </m:r>
-                </m:e>
-                <m:sub>
-                  <m:r>
-                    <m:t>2</m:t>
-                  </m:r>
-                </m:sub>
-              </m:sSub>
-              <m:r>
-                <m:rPr>
-                  <m:sty m:val="p"/>
-                </m:rPr>
-                <m:t>,</m:t>
-              </m:r>
-              <m:r>
-                <m:rPr>
-                  <m:sty m:val="p"/>
-                </m:rPr>
-                <m:t>…</m:t>
-              </m:r>
-              <m:r>
-                <m:rPr>
-                  <m:sty m:val="p"/>
-                </m:rPr>
-                <m:t>,</m:t>
-              </m:r>
-              <m:sSub>
-                <m:e>
-                  <m:r>
-                    <m:t>u</m:t>
-                  </m:r>
-                </m:e>
-                <m:sub>
-                  <m:r>
-                    <m:t>d</m:t>
-                  </m:r>
-                </m:sub>
-              </m:sSub>
+              <m:r>
+                <m:t>u</m:t>
+              </m:r>
             </m:e>
-          </m:d>
+            <m:sub>
+              <m:r>
+                <m:t>1</m:t>
+              </m:r>
+            </m:sub>
+          </m:sSub>
+          <m:r>
+            <m:rPr>
+              <m:sty m:val="p"/>
+            </m:rPr>
+            <m:t>,</m:t>
+          </m:r>
+          <m:sSub>
+            <m:e>
+              <m:r>
+                <m:t>u</m:t>
+              </m:r>
+            </m:e>
+            <m:sub>
+              <m:r>
+                <m:t>2</m:t>
+              </m:r>
+            </m:sub>
+          </m:sSub>
+          <m:r>
+            <m:rPr>
+              <m:sty m:val="p"/>
+            </m:rPr>
+            <m:t>,</m:t>
+          </m:r>
+          <m:r>
+            <m:rPr>
+              <m:sty m:val="p"/>
+            </m:rPr>
+            <m:t>…</m:t>
+          </m:r>
+          <m:r>
+            <m:rPr>
+              <m:sty m:val="p"/>
+            </m:rPr>
+            <m:t>,</m:t>
+          </m:r>
+          <m:sSub>
+            <m:e>
+              <m:r>
+                <m:t>u</m:t>
+              </m:r>
+            </m:e>
+            <m:sub>
+              <m:r>
+                <m:t>d</m:t>
+              </m:r>
+            </m:sub>
+          </m:sSub>
+          <m:r>
+            <m:rPr>
+              <m:sty m:val="p"/>
+            </m:rPr>
+            <m:t>)</m:t>
+          </m:r>
           <m:r>
             <m:rPr>
               <m:sty m:val="p"/>
@@ -2810,58 +2828,60 @@
           <m:r>
             <m:t>E</m:t>
           </m:r>
-          <m:d>
-            <m:dPr>
-              <m:begChr m:val="("/>
-              <m:sepChr m:val=""/>
-              <m:endChr m:val=")"/>
-              <m:grow/>
-            </m:dPr>
+          <m:r>
+            <m:rPr>
+              <m:sty m:val="p"/>
+            </m:rPr>
+            <m:t>(</m:t>
+          </m:r>
+          <m:sSub>
             <m:e>
-              <m:sSub>
-                <m:e>
-                  <m:r>
-                    <m:t>u</m:t>
-                  </m:r>
-                </m:e>
-                <m:sub>
-                  <m:r>
-                    <m:t>1</m:t>
-                  </m:r>
-                </m:sub>
-              </m:sSub>
-              <m:r>
-                <m:rPr>
-                  <m:sty m:val="p"/>
-                </m:rPr>
-                <m:t>,</m:t>
-              </m:r>
-              <m:r>
-                <m:rPr>
-                  <m:sty m:val="p"/>
-                </m:rPr>
-                <m:t>…</m:t>
-              </m:r>
-              <m:r>
-                <m:rPr>
-                  <m:sty m:val="p"/>
-                </m:rPr>
-                <m:t>,</m:t>
-              </m:r>
-              <m:sSub>
-                <m:e>
-                  <m:r>
-                    <m:t>u</m:t>
-                  </m:r>
-                </m:e>
-                <m:sub>
-                  <m:r>
-                    <m:t>d</m:t>
-                  </m:r>
-                </m:sub>
-              </m:sSub>
+              <m:r>
+                <m:t>u</m:t>
+              </m:r>
             </m:e>
-          </m:d>
+            <m:sub>
+              <m:r>
+                <m:t>1</m:t>
+              </m:r>
+            </m:sub>
+          </m:sSub>
+          <m:r>
+            <m:rPr>
+              <m:sty m:val="p"/>
+            </m:rPr>
+            <m:t>,</m:t>
+          </m:r>
+          <m:r>
+            <m:rPr>
+              <m:sty m:val="p"/>
+            </m:rPr>
+            <m:t>…</m:t>
+          </m:r>
+          <m:r>
+            <m:rPr>
+              <m:sty m:val="p"/>
+            </m:rPr>
+            <m:t>,</m:t>
+          </m:r>
+          <m:sSub>
+            <m:e>
+              <m:r>
+                <m:t>u</m:t>
+              </m:r>
+            </m:e>
+            <m:sub>
+              <m:r>
+                <m:t>d</m:t>
+              </m:r>
+            </m:sub>
+          </m:sSub>
+          <m:r>
+            <m:rPr>
+              <m:sty m:val="p"/>
+            </m:rPr>
+            <m:t>)</m:t>
+          </m:r>
           <m:r>
             <m:rPr>
               <m:sty m:val="p"/>
@@ -3441,58 +3461,60 @@
         <m:r>
           <m:t>E</m:t>
         </m:r>
-        <m:d>
-          <m:dPr>
-            <m:begChr m:val="("/>
-            <m:sepChr m:val=""/>
-            <m:endChr m:val=")"/>
-            <m:grow/>
-          </m:dPr>
-          <m:e>
-            <m:sSub>
-              <m:e>
-                <m:r>
-                  <m:t>u</m:t>
-                </m:r>
-              </m:e>
-              <m:sub>
-                <m:r>
-                  <m:t>1</m:t>
-                </m:r>
-              </m:sub>
-            </m:sSub>
-            <m:r>
-              <m:rPr>
-                <m:sty m:val="p"/>
-              </m:rPr>
-              <m:t>,</m:t>
-            </m:r>
-            <m:r>
-              <m:rPr>
-                <m:sty m:val="p"/>
-              </m:rPr>
-              <m:t>…</m:t>
-            </m:r>
-            <m:r>
-              <m:rPr>
-                <m:sty m:val="p"/>
-              </m:rPr>
-              <m:t>,</m:t>
-            </m:r>
-            <m:sSub>
-              <m:e>
-                <m:r>
-                  <m:t>u</m:t>
-                </m:r>
-              </m:e>
-              <m:sub>
-                <m:r>
-                  <m:t>d</m:t>
-                </m:r>
-              </m:sub>
-            </m:sSub>
-          </m:e>
-        </m:d>
+        <m:r>
+          <m:rPr>
+            <m:sty m:val="p"/>
+          </m:rPr>
+          <m:t>(</m:t>
+        </m:r>
+        <m:sSub>
+          <m:e>
+            <m:r>
+              <m:t>u</m:t>
+            </m:r>
+          </m:e>
+          <m:sub>
+            <m:r>
+              <m:t>1</m:t>
+            </m:r>
+          </m:sub>
+        </m:sSub>
+        <m:r>
+          <m:rPr>
+            <m:sty m:val="p"/>
+          </m:rPr>
+          <m:t>,</m:t>
+        </m:r>
+        <m:r>
+          <m:rPr>
+            <m:sty m:val="p"/>
+          </m:rPr>
+          <m:t>…</m:t>
+        </m:r>
+        <m:r>
+          <m:rPr>
+            <m:sty m:val="p"/>
+          </m:rPr>
+          <m:t>,</m:t>
+        </m:r>
+        <m:sSub>
+          <m:e>
+            <m:r>
+              <m:t>u</m:t>
+            </m:r>
+          </m:e>
+          <m:sub>
+            <m:r>
+              <m:t>d</m:t>
+            </m:r>
+          </m:sub>
+        </m:sSub>
+        <m:r>
+          <m:rPr>
+            <m:sty m:val="p"/>
+          </m:rPr>
+          <m:t>)</m:t>
+        </m:r>
       </m:oMath>
       <w:r>
         <w:t xml:space="preserve"> </w:t>
@@ -3566,58 +3588,60 @@
           <m:r>
             <m:t>E</m:t>
           </m:r>
-          <m:d>
-            <m:dPr>
-              <m:begChr m:val="("/>
-              <m:sepChr m:val=""/>
-              <m:endChr m:val=")"/>
-              <m:grow/>
-            </m:dPr>
+          <m:r>
+            <m:rPr>
+              <m:sty m:val="p"/>
+            </m:rPr>
+            <m:t>(</m:t>
+          </m:r>
+          <m:sSub>
             <m:e>
-              <m:sSub>
-                <m:e>
-                  <m:r>
-                    <m:t>u</m:t>
-                  </m:r>
-                </m:e>
-                <m:sub>
-                  <m:r>
-                    <m:t>1</m:t>
-                  </m:r>
-                </m:sub>
-              </m:sSub>
-              <m:r>
-                <m:rPr>
-                  <m:sty m:val="p"/>
-                </m:rPr>
-                <m:t>,</m:t>
-              </m:r>
-              <m:r>
-                <m:rPr>
-                  <m:sty m:val="p"/>
-                </m:rPr>
-                <m:t>…</m:t>
-              </m:r>
-              <m:r>
-                <m:rPr>
-                  <m:sty m:val="p"/>
-                </m:rPr>
-                <m:t>,</m:t>
-              </m:r>
-              <m:sSub>
-                <m:e>
-                  <m:r>
-                    <m:t>u</m:t>
-                  </m:r>
-                </m:e>
-                <m:sub>
-                  <m:r>
-                    <m:t>d</m:t>
-                  </m:r>
-                </m:sub>
-              </m:sSub>
+              <m:r>
+                <m:t>u</m:t>
+              </m:r>
             </m:e>
-          </m:d>
+            <m:sub>
+              <m:r>
+                <m:t>1</m:t>
+              </m:r>
+            </m:sub>
+          </m:sSub>
+          <m:r>
+            <m:rPr>
+              <m:sty m:val="p"/>
+            </m:rPr>
+            <m:t>,</m:t>
+          </m:r>
+          <m:r>
+            <m:rPr>
+              <m:sty m:val="p"/>
+            </m:rPr>
+            <m:t>…</m:t>
+          </m:r>
+          <m:r>
+            <m:rPr>
+              <m:sty m:val="p"/>
+            </m:rPr>
+            <m:t>,</m:t>
+          </m:r>
+          <m:sSub>
+            <m:e>
+              <m:r>
+                <m:t>u</m:t>
+              </m:r>
+            </m:e>
+            <m:sub>
+              <m:r>
+                <m:t>d</m:t>
+              </m:r>
+            </m:sub>
+          </m:sSub>
+          <m:r>
+            <m:rPr>
+              <m:sty m:val="p"/>
+            </m:rPr>
+            <m:t>)</m:t>
+          </m:r>
           <m:r>
             <m:rPr>
               <m:sty m:val="p"/>
@@ -3687,46 +3711,48 @@
                   </m:r>
                 </m:sup>
                 <m:e>
-                  <m:sSup>
-                    <m:e>
-                      <m:d>
-                        <m:dPr>
-                          <m:begChr m:val="("/>
-                          <m:sepChr m:val=""/>
-                          <m:endChr m:val=")"/>
-                          <m:grow/>
-                        </m:dPr>
-                        <m:e>
-                          <m:sSubSup>
-                            <m:e>
-                              <m:r>
-                                <m:t>a</m:t>
-                              </m:r>
-                            </m:e>
-                            <m:sub>
-                              <m:r>
-                                <m:t>i</m:t>
-                              </m:r>
-                            </m:sub>
-                            <m:sup>
-                              <m:r>
-                                <m:t>k</m:t>
-                              </m:r>
-                            </m:sup>
-                          </m:sSubSup>
-                        </m:e>
-                      </m:d>
-                    </m:e>
-                    <m:sup>
-                      <m:r>
-                        <m:t>2</m:t>
-                      </m:r>
-                    </m:sup>
-                  </m:sSup>
+                  <m:r>
+                    <m:rPr>
+                      <m:sty m:val="p"/>
+                    </m:rPr>
+                    <m:t>(</m:t>
+                  </m:r>
                 </m:e>
               </m:nary>
             </m:e>
           </m:nary>
+          <m:sSubSup>
+            <m:e>
+              <m:r>
+                <m:t>a</m:t>
+              </m:r>
+            </m:e>
+            <m:sub>
+              <m:r>
+                <m:t>i</m:t>
+              </m:r>
+            </m:sub>
+            <m:sup>
+              <m:r>
+                <m:t>k</m:t>
+              </m:r>
+            </m:sup>
+          </m:sSubSup>
+          <m:sSup>
+            <m:e>
+              <m:r>
+                <m:rPr>
+                  <m:sty m:val="p"/>
+                </m:rPr>
+                <m:t>)</m:t>
+              </m:r>
+            </m:e>
+            <m:sup>
+              <m:r>
+                <m:t>2</m:t>
+              </m:r>
+            </m:sup>
+          </m:sSup>
         </m:oMath>
       </m:oMathPara>
     </w:p>
@@ -3939,30 +3965,32 @@
             </m:rPr>
             <m:t>=</m:t>
           </m:r>
+          <m:r>
+            <m:rPr>
+              <m:sty m:val="p"/>
+            </m:rPr>
+            <m:t>(</m:t>
+          </m:r>
           <m:sSup>
             <m:e>
-              <m:d>
-                <m:dPr>
-                  <m:begChr m:val="("/>
-                  <m:sepChr m:val=""/>
-                  <m:endChr m:val=")"/>
-                  <m:grow/>
-                </m:dPr>
-                <m:e>
-                  <m:sSup>
-                    <m:e>
-                      <m:r>
-                        <m:t>z</m:t>
-                      </m:r>
-                    </m:e>
-                    <m:sup>
-                      <m:r>
-                        <m:t>k</m:t>
-                      </m:r>
-                    </m:sup>
-                  </m:sSup>
-                </m:e>
-              </m:d>
+              <m:r>
+                <m:t>z</m:t>
+              </m:r>
+            </m:e>
+            <m:sup>
+              <m:r>
+                <m:t>k</m:t>
+              </m:r>
+            </m:sup>
+          </m:sSup>
+          <m:sSup>
+            <m:e>
+              <m:r>
+                <m:rPr>
+                  <m:sty m:val="p"/>
+                </m:rPr>
+                <m:t>)</m:t>
+              </m:r>
             </m:e>
             <m:sup>
               <m:r>
@@ -4242,28 +4270,30 @@
         <w:t xml:space="preserve"> </w:t>
       </w:r>
       <m:oMath>
-        <m:d>
-          <m:dPr>
-            <m:begChr m:val="("/>
-            <m:sepChr m:val=""/>
-            <m:endChr m:val=")"/>
-            <m:grow/>
-          </m:dPr>
-          <m:e>
-            <m:r>
-              <m:t>j</m:t>
-            </m:r>
-            <m:r>
-              <m:rPr>
-                <m:sty m:val="p"/>
-              </m:rPr>
-              <m:t>,</m:t>
-            </m:r>
-            <m:r>
-              <m:t>l</m:t>
-            </m:r>
-          </m:e>
-        </m:d>
+        <m:r>
+          <m:rPr>
+            <m:sty m:val="p"/>
+          </m:rPr>
+          <m:t>(</m:t>
+        </m:r>
+        <m:r>
+          <m:t>j</m:t>
+        </m:r>
+        <m:r>
+          <m:rPr>
+            <m:sty m:val="p"/>
+          </m:rPr>
+          <m:t>,</m:t>
+        </m:r>
+        <m:r>
+          <m:t>l</m:t>
+        </m:r>
+        <m:r>
+          <m:rPr>
+            <m:sty m:val="p"/>
+          </m:rPr>
+          <m:t>)</m:t>
+        </m:r>
       </m:oMath>
       <w:r>
         <w:t xml:space="preserve"> </w:t>
@@ -4331,48 +4361,50 @@
           <m:jc m:val="center"/>
         </m:oMathParaPr>
         <m:oMath>
+          <m:r>
+            <m:rPr>
+              <m:sty m:val="p"/>
+            </m:rPr>
+            <m:t>(</m:t>
+          </m:r>
           <m:sSup>
             <m:e>
-              <m:d>
-                <m:dPr>
-                  <m:begChr m:val="("/>
-                  <m:sepChr m:val=""/>
-                  <m:endChr m:val=")"/>
-                  <m:grow/>
-                </m:dPr>
-                <m:e>
-                  <m:sSup>
-                    <m:e>
-                      <m:r>
-                        <m:t>z</m:t>
-                      </m:r>
-                    </m:e>
-                    <m:sup>
-                      <m:r>
-                        <m:t>k</m:t>
-                      </m:r>
-                    </m:sup>
-                  </m:sSup>
-                  <m:r>
-                    <m:rPr>
-                      <m:sty m:val="p"/>
-                    </m:rPr>
-                    <m:t>⋅</m:t>
-                  </m:r>
-                  <m:sSub>
-                    <m:e>
-                      <m:r>
-                        <m:t>u</m:t>
-                      </m:r>
-                    </m:e>
-                    <m:sub>
-                      <m:r>
-                        <m:t>i</m:t>
-                      </m:r>
-                    </m:sub>
-                  </m:sSub>
-                </m:e>
-              </m:d>
+              <m:r>
+                <m:t>z</m:t>
+              </m:r>
+            </m:e>
+            <m:sup>
+              <m:r>
+                <m:t>k</m:t>
+              </m:r>
+            </m:sup>
+          </m:sSup>
+          <m:r>
+            <m:rPr>
+              <m:sty m:val="p"/>
+            </m:rPr>
+            <m:t>⋅</m:t>
+          </m:r>
+          <m:sSub>
+            <m:e>
+              <m:r>
+                <m:t>u</m:t>
+              </m:r>
+            </m:e>
+            <m:sub>
+              <m:r>
+                <m:t>i</m:t>
+              </m:r>
+            </m:sub>
+          </m:sSub>
+          <m:sSup>
+            <m:e>
+              <m:r>
+                <m:rPr>
+                  <m:sty m:val="p"/>
+                </m:rPr>
+                <m:t>)</m:t>
+              </m:r>
             </m:e>
             <m:sup>
               <m:r>
@@ -4403,43 +4435,45 @@
               </m:r>
             </m:sup>
           </m:sSubSup>
-          <m:d>
-            <m:dPr>
-              <m:begChr m:val="("/>
-              <m:sepChr m:val=""/>
-              <m:endChr m:val=")"/>
-              <m:grow/>
-            </m:dPr>
+          <m:r>
+            <m:rPr>
+              <m:sty m:val="p"/>
+            </m:rPr>
+            <m:t>(</m:t>
+          </m:r>
+          <m:sSup>
             <m:e>
-              <m:sSup>
-                <m:e>
-                  <m:r>
-                    <m:t>z</m:t>
-                  </m:r>
-                </m:e>
-                <m:sup>
-                  <m:r>
-                    <m:t>k</m:t>
-                  </m:r>
-                </m:sup>
-              </m:sSup>
-              <m:sSup>
-                <m:e>
-                  <m:r>
-                    <m:t>z</m:t>
-                  </m:r>
-                </m:e>
-                <m:sup>
-                  <m:r>
-                    <m:t>k</m:t>
-                  </m:r>
-                  <m:r>
-                    <m:t>T</m:t>
-                  </m:r>
-                </m:sup>
-              </m:sSup>
+              <m:r>
+                <m:t>z</m:t>
+              </m:r>
             </m:e>
-          </m:d>
+            <m:sup>
+              <m:r>
+                <m:t>k</m:t>
+              </m:r>
+            </m:sup>
+          </m:sSup>
+          <m:sSup>
+            <m:e>
+              <m:r>
+                <m:t>z</m:t>
+              </m:r>
+            </m:e>
+            <m:sup>
+              <m:r>
+                <m:t>k</m:t>
+              </m:r>
+              <m:r>
+                <m:t>T</m:t>
+              </m:r>
+            </m:sup>
+          </m:sSup>
+          <m:r>
+            <m:rPr>
+              <m:sty m:val="p"/>
+            </m:rPr>
+            <m:t>)</m:t>
+          </m:r>
           <m:sSub>
             <m:e>
               <m:r>
@@ -4499,6 +4533,9 @@
       </w:pPr>
       <m:oMath>
         <m:r>
+          <m:rPr>
+            <m:sty m:val="p"/>
+          </m:rPr>
           <m:t>Σ</m:t>
         </m:r>
         <m:r>
@@ -4534,72 +4571,76 @@
             </m:r>
           </m:sup>
           <m:e>
-            <m:d>
-              <m:dPr>
-                <m:begChr m:val="("/>
-                <m:sepChr m:val=""/>
-                <m:endChr m:val=")"/>
-                <m:grow/>
-              </m:dPr>
-              <m:e>
-                <m:sSup>
-                  <m:e>
-                    <m:r>
-                      <m:t>x</m:t>
-                    </m:r>
-                  </m:e>
-                  <m:sup>
-                    <m:r>
-                      <m:t>k</m:t>
-                    </m:r>
-                  </m:sup>
-                </m:sSup>
-                <m:r>
-                  <m:rPr>
-                    <m:sty m:val="p"/>
-                  </m:rPr>
-                  <m:t>−</m:t>
-                </m:r>
-                <m:r>
-                  <m:t>μ</m:t>
-                </m:r>
-              </m:e>
-            </m:d>
+            <m:r>
+              <m:rPr>
+                <m:sty m:val="p"/>
+              </m:rPr>
+              <m:t>(</m:t>
+            </m:r>
           </m:e>
         </m:nary>
         <m:sSup>
           <m:e>
-            <m:d>
-              <m:dPr>
-                <m:begChr m:val="("/>
-                <m:sepChr m:val=""/>
-                <m:endChr m:val=")"/>
-                <m:grow/>
-              </m:dPr>
-              <m:e>
-                <m:sSup>
-                  <m:e>
-                    <m:r>
-                      <m:t>x</m:t>
-                    </m:r>
-                  </m:e>
-                  <m:sup>
-                    <m:r>
-                      <m:t>k</m:t>
-                    </m:r>
-                  </m:sup>
-                </m:sSup>
-                <m:r>
-                  <m:rPr>
-                    <m:sty m:val="p"/>
-                  </m:rPr>
-                  <m:t>−</m:t>
-                </m:r>
-                <m:r>
-                  <m:t>μ</m:t>
-                </m:r>
-              </m:e>
-            </m:d>
+            <m:r>
+              <m:t>x</m:t>
+            </m:r>
+          </m:e>
+          <m:sup>
+            <m:r>
+              <m:t>k</m:t>
+            </m:r>
+          </m:sup>
+        </m:sSup>
+        <m:r>
+          <m:rPr>
+            <m:sty m:val="p"/>
+          </m:rPr>
+          <m:t>−</m:t>
+        </m:r>
+        <m:r>
+          <m:t>μ</m:t>
+        </m:r>
+        <m:r>
+          <m:rPr>
+            <m:sty m:val="p"/>
+          </m:rPr>
+          <m:t>)</m:t>
+        </m:r>
+        <m:r>
+          <m:rPr>
+            <m:sty m:val="p"/>
+          </m:rPr>
+          <m:t>(</m:t>
+        </m:r>
+        <m:sSup>
+          <m:e>
+            <m:r>
+              <m:t>x</m:t>
+            </m:r>
+          </m:e>
+          <m:sup>
+            <m:r>
+              <m:t>k</m:t>
+            </m:r>
+          </m:sup>
+        </m:sSup>
+        <m:r>
+          <m:rPr>
+            <m:sty m:val="p"/>
+          </m:rPr>
+          <m:t>−</m:t>
+        </m:r>
+        <m:r>
+          <m:t>μ</m:t>
+        </m:r>
+        <m:sSup>
+          <m:e>
+            <m:r>
+              <m:rPr>
+                <m:sty m:val="p"/>
+              </m:rPr>
+              <m:t>)</m:t>
+            </m:r>
           </m:e>
           <m:sup>
             <m:r>
@@ -4651,105 +4692,107 @@
           </m:rPr>
           <m:t>=</m:t>
         </m:r>
+        <m:r>
+          <m:rPr>
+            <m:sty m:val="p"/>
+          </m:rPr>
+          <m:t>(</m:t>
+        </m:r>
         <m:sSup>
           <m:e>
-            <m:d>
-              <m:dPr>
-                <m:begChr m:val="("/>
-                <m:sepChr m:val=""/>
-                <m:endChr m:val=")"/>
-                <m:grow/>
-              </m:dPr>
-              <m:e>
-                <m:sSup>
-                  <m:e>
-                    <m:r>
-                      <m:t>x</m:t>
-                    </m:r>
-                  </m:e>
-                  <m:sup>
-                    <m:r>
-                      <m:t>1</m:t>
-                    </m:r>
-                  </m:sup>
-                </m:sSup>
-                <m:r>
-                  <m:rPr>
-                    <m:sty m:val="p"/>
-                  </m:rPr>
-                  <m:t>−</m:t>
-                </m:r>
-                <m:r>
-                  <m:t>μ</m:t>
-                </m:r>
-                <m:r>
-                  <m:rPr>
-                    <m:sty m:val="p"/>
-                  </m:rPr>
-                  <m:t>,</m:t>
-                </m:r>
-                <m:sSup>
-                  <m:e>
-                    <m:r>
-                      <m:t>x</m:t>
-                    </m:r>
-                  </m:e>
-                  <m:sup>
-                    <m:r>
-                      <m:t>2</m:t>
-                    </m:r>
-                  </m:sup>
-                </m:sSup>
-                <m:r>
-                  <m:rPr>
-                    <m:sty m:val="p"/>
-                  </m:rPr>
-                  <m:t>−</m:t>
-                </m:r>
-                <m:r>
-                  <m:t>μ</m:t>
-                </m:r>
-                <m:r>
-                  <m:rPr>
-                    <m:sty m:val="p"/>
-                  </m:rPr>
-                  <m:t>,</m:t>
-                </m:r>
-                <m:r>
-                  <m:rPr>
-                    <m:sty m:val="p"/>
-                  </m:rPr>
-                  <m:t>…</m:t>
-                </m:r>
-                <m:r>
-                  <m:rPr>
-                    <m:sty m:val="p"/>
-                  </m:rPr>
-                  <m:t>,</m:t>
-                </m:r>
-                <m:sSup>
-                  <m:e>
-                    <m:r>
-                      <m:t>x</m:t>
-                    </m:r>
-                  </m:e>
-                  <m:sup>
-                    <m:r>
-                      <m:t>p</m:t>
-                    </m:r>
-                  </m:sup>
-                </m:sSup>
-                <m:r>
-                  <m:rPr>
-                    <m:sty m:val="p"/>
-                  </m:rPr>
-                  <m:t>−</m:t>
-                </m:r>
-                <m:r>
-                  <m:t>μ</m:t>
-                </m:r>
-              </m:e>
-            </m:d>
+            <m:r>
+              <m:t>x</m:t>
+            </m:r>
+          </m:e>
+          <m:sup>
+            <m:r>
+              <m:t>1</m:t>
+            </m:r>
+          </m:sup>
+        </m:sSup>
+        <m:r>
+          <m:rPr>
+            <m:sty m:val="p"/>
+          </m:rPr>
+          <m:t>−</m:t>
+        </m:r>
+        <m:r>
+          <m:t>μ</m:t>
+        </m:r>
+        <m:r>
+          <m:rPr>
+            <m:sty m:val="p"/>
+          </m:rPr>
+          <m:t>,</m:t>
+        </m:r>
+        <m:sSup>
+          <m:e>
+            <m:r>
+              <m:t>x</m:t>
+            </m:r>
+          </m:e>
+          <m:sup>
+            <m:r>
+              <m:t>2</m:t>
+            </m:r>
+          </m:sup>
+        </m:sSup>
+        <m:r>
+          <m:rPr>
+            <m:sty m:val="p"/>
+          </m:rPr>
+          <m:t>−</m:t>
+        </m:r>
+        <m:r>
+          <m:t>μ</m:t>
+        </m:r>
+        <m:r>
+          <m:rPr>
+            <m:sty m:val="p"/>
+          </m:rPr>
+          <m:t>,</m:t>
+        </m:r>
+        <m:r>
+          <m:rPr>
+            <m:sty m:val="p"/>
+          </m:rPr>
+          <m:t>…</m:t>
+        </m:r>
+        <m:r>
+          <m:rPr>
+            <m:sty m:val="p"/>
+          </m:rPr>
+          <m:t>,</m:t>
+        </m:r>
+        <m:sSup>
+          <m:e>
+            <m:r>
+              <m:t>x</m:t>
+            </m:r>
+          </m:e>
+          <m:sup>
+            <m:r>
+              <m:t>p</m:t>
+            </m:r>
+          </m:sup>
+        </m:sSup>
+        <m:r>
+          <m:rPr>
+            <m:sty m:val="p"/>
+          </m:rPr>
+          <m:t>−</m:t>
+        </m:r>
+        <m:r>
+          <m:t>μ</m:t>
+        </m:r>
+        <m:sSup>
+          <m:e>
+            <m:r>
+              <m:rPr>
+                <m:sty m:val="p"/>
+              </m:rPr>
+              <m:t>)</m:t>
+            </m:r>
           </m:e>
           <m:sup>
             <m:r>
@@ -4758,6 +4801,9 @@
           </m:sup>
         </m:sSup>
       </m:oMath>
+      <w:r>
+        <w:t xml:space="preserve">​</w:t>
+      </w:r>
     </w:p>
     <w:p>
       <w:pPr>
@@ -4779,22 +4825,24 @@
           <m:r>
             <m:t>E</m:t>
           </m:r>
-          <m:d>
-            <m:dPr>
-              <m:begChr m:val="("/>
-              <m:sepChr m:val=""/>
-              <m:endChr m:val=")"/>
-              <m:grow/>
-            </m:dPr>
-            <m:e>
-              <m:r>
-                <m:rPr>
-                  <m:sty m:val="b"/>
-                </m:rPr>
-                <m:t>u</m:t>
-              </m:r>
-            </m:e>
-          </m:d>
+          <m:r>
+            <m:rPr>
+              <m:sty m:val="p"/>
+            </m:rPr>
+            <m:t>(</m:t>
+          </m:r>
+          <m:r>
+            <m:rPr>
+              <m:sty m:val="bi"/>
+            </m:rPr>
+            <m:t>u</m:t>
+          </m:r>
+          <m:r>
+            <m:rPr>
+              <m:sty m:val="p"/>
+            </m:rPr>
+            <m:t>)</m:t>
+          </m:r>
           <m:r>
             <m:rPr>
               <m:sty m:val="p"/>
@@ -4857,6 +4905,9 @@
             </m:e>
           </m:nary>
           <m:r>
+            <m:rPr>
+              <m:sty m:val="p"/>
+            </m:rPr>
             <m:t>Σ</m:t>
           </m:r>
           <m:sSub>
@@ -4888,22 +4939,24 @@
         <m:r>
           <m:t>E</m:t>
         </m:r>
-        <m:d>
-          <m:dPr>
-            <m:begChr m:val="("/>
-            <m:sepChr m:val=""/>
-            <m:endChr m:val=")"/>
-            <m:grow/>
-          </m:dPr>
-          <m:e>
-            <m:r>
-              <m:rPr>
-                <m:sty m:val="b"/>
-              </m:rPr>
-              <m:t>u</m:t>
-            </m:r>
-          </m:e>
-        </m:d>
+        <m:r>
+          <m:rPr>
+            <m:sty m:val="p"/>
+          </m:rPr>
+          <m:t>(</m:t>
+        </m:r>
+        <m:r>
+          <m:rPr>
+            <m:sty m:val="bi"/>
+          </m:rPr>
+          <m:t>u</m:t>
+        </m:r>
+        <m:r>
+          <m:rPr>
+            <m:sty m:val="p"/>
+          </m:rPr>
+          <m:t>)</m:t>
+        </m:r>
       </m:oMath>
       <w:r>
         <w:t xml:space="preserve"> </w:t>
@@ -4936,6 +4989,9 @@
       </w:r>
       <m:oMath>
         <m:r>
+          <m:rPr>
+            <m:sty m:val="p"/>
+          </m:rPr>
           <m:t>Σ</m:t>
         </m:r>
       </m:oMath>
@@ -4955,22 +5011,24 @@
           <m:r>
             <m:t>E</m:t>
           </m:r>
-          <m:d>
-            <m:dPr>
-              <m:begChr m:val="("/>
-              <m:sepChr m:val=""/>
-              <m:endChr m:val=")"/>
-              <m:grow/>
-            </m:dPr>
-            <m:e>
-              <m:r>
-                <m:rPr>
-                  <m:sty m:val="b"/>
-                </m:rPr>
-                <m:t>u</m:t>
-              </m:r>
-            </m:e>
-          </m:d>
+          <m:r>
+            <m:rPr>
+              <m:sty m:val="p"/>
+            </m:rPr>
+            <m:t>(</m:t>
+          </m:r>
+          <m:r>
+            <m:rPr>
+              <m:sty m:val="bi"/>
+            </m:rPr>
+            <m:t>u</m:t>
+          </m:r>
+          <m:r>
+            <m:rPr>
+              <m:sty m:val="p"/>
+            </m:rPr>
+            <m:t>)</m:t>
+          </m:r>
           <m:r>
             <m:rPr>
               <m:sty m:val="p"/>
@@ -5439,105 +5497,107 @@
           </m:rPr>
           <m:t>=</m:t>
         </m:r>
+        <m:r>
+          <m:rPr>
+            <m:sty m:val="p"/>
+          </m:rPr>
+          <m:t>(</m:t>
+        </m:r>
         <m:sSup>
           <m:e>
-            <m:d>
-              <m:dPr>
-                <m:begChr m:val="("/>
-                <m:sepChr m:val=""/>
-                <m:endChr m:val=")"/>
-                <m:grow/>
-              </m:dPr>
-              <m:e>
-                <m:sSup>
-                  <m:e>
-                    <m:r>
-                      <m:t>x</m:t>
-                    </m:r>
-                  </m:e>
-                  <m:sup>
-                    <m:r>
-                      <m:t>1</m:t>
-                    </m:r>
-                  </m:sup>
-                </m:sSup>
-                <m:r>
-                  <m:rPr>
-                    <m:sty m:val="p"/>
-                  </m:rPr>
-                  <m:t>−</m:t>
-                </m:r>
-                <m:r>
-                  <m:t>μ</m:t>
-                </m:r>
-                <m:r>
-                  <m:rPr>
-                    <m:sty m:val="p"/>
-                  </m:rPr>
-                  <m:t>,</m:t>
-                </m:r>
-                <m:sSup>
-                  <m:e>
-                    <m:r>
-                      <m:t>x</m:t>
-                    </m:r>
-                  </m:e>
-                  <m:sup>
-                    <m:r>
-                      <m:t>2</m:t>
-                    </m:r>
-                  </m:sup>
-                </m:sSup>
-                <m:r>
-                  <m:rPr>
-                    <m:sty m:val="p"/>
-                  </m:rPr>
-                  <m:t>−</m:t>
-                </m:r>
-                <m:r>
-                  <m:t>μ</m:t>
-                </m:r>
-                <m:r>
-                  <m:rPr>
-                    <m:sty m:val="p"/>
-                  </m:rPr>
-                  <m:t>,</m:t>
-                </m:r>
-                <m:r>
-                  <m:rPr>
-                    <m:sty m:val="p"/>
-                  </m:rPr>
-                  <m:t>…</m:t>
-                </m:r>
-                <m:r>
-                  <m:rPr>
-                    <m:sty m:val="p"/>
-                  </m:rPr>
-                  <m:t>,</m:t>
-                </m:r>
-                <m:sSup>
-                  <m:e>
-                    <m:r>
-                      <m:t>x</m:t>
-                    </m:r>
-                  </m:e>
-                  <m:sup>
-                    <m:r>
-                      <m:t>p</m:t>
-                    </m:r>
-                  </m:sup>
-                </m:sSup>
-                <m:r>
-                  <m:rPr>
-                    <m:sty m:val="p"/>
-                  </m:rPr>
-                  <m:t>−</m:t>
-                </m:r>
-                <m:r>
-                  <m:t>μ</m:t>
-                </m:r>
-              </m:e>
-            </m:d>
+            <m:r>
+              <m:t>x</m:t>
+            </m:r>
+          </m:e>
+          <m:sup>
+            <m:r>
+              <m:t>1</m:t>
+            </m:r>
+          </m:sup>
+        </m:sSup>
+        <m:r>
+          <m:rPr>
+            <m:sty m:val="p"/>
+          </m:rPr>
+          <m:t>−</m:t>
+        </m:r>
+        <m:r>
+          <m:t>μ</m:t>
+        </m:r>
+        <m:r>
+          <m:rPr>
+            <m:sty m:val="p"/>
+          </m:rPr>
+          <m:t>,</m:t>
+        </m:r>
+        <m:sSup>
+          <m:e>
+            <m:r>
+              <m:t>x</m:t>
+            </m:r>
+          </m:e>
+          <m:sup>
+            <m:r>
+              <m:t>2</m:t>
+            </m:r>
+          </m:sup>
+        </m:sSup>
+        <m:r>
+          <m:rPr>
+            <m:sty m:val="p"/>
+          </m:rPr>
+          <m:t>−</m:t>
+        </m:r>
+        <m:r>
+          <m:t>μ</m:t>
+        </m:r>
+        <m:r>
+          <m:rPr>
+            <m:sty m:val="p"/>
+          </m:rPr>
+          <m:t>,</m:t>
+        </m:r>
+        <m:r>
+          <m:rPr>
+            <m:sty m:val="p"/>
+          </m:rPr>
+          <m:t>…</m:t>
+        </m:r>
+        <m:r>
+          <m:rPr>
+            <m:sty m:val="p"/>
+          </m:rPr>
+          <m:t>,</m:t>
+        </m:r>
+        <m:sSup>
+          <m:e>
+            <m:r>
+              <m:t>x</m:t>
+            </m:r>
+          </m:e>
+          <m:sup>
+            <m:r>
+              <m:t>p</m:t>
+            </m:r>
+          </m:sup>
+        </m:sSup>
+        <m:r>
+          <m:rPr>
+            <m:sty m:val="p"/>
+          </m:rPr>
+          <m:t>−</m:t>
+        </m:r>
+        <m:r>
+          <m:t>μ</m:t>
+        </m:r>
+        <m:sSup>
+          <m:e>
+            <m:r>
+              <m:rPr>
+                <m:sty m:val="p"/>
+              </m:rPr>
+              <m:t>)</m:t>
+            </m:r>
           </m:e>
           <m:sup>
             <m:r>
@@ -5566,6 +5626,9 @@
       </w:r>
       <m:oMath>
         <m:r>
+          <m:rPr>
+            <m:sty m:val="p"/>
+          </m:rPr>
           <m:t>Σ</m:t>
         </m:r>
         <m:r>
@@ -5601,72 +5664,76 @@
             </m:r>
           </m:sup>
           <m:e>
-            <m:d>
-              <m:dPr>
-                <m:begChr m:val="("/>
-                <m:sepChr m:val=""/>
-                <m:endChr m:val=")"/>
-                <m:grow/>
-              </m:dPr>
-              <m:e>
-                <m:sSup>
-                  <m:e>
-                    <m:r>
-                      <m:t>x</m:t>
-                    </m:r>
-                  </m:e>
-                  <m:sup>
-                    <m:r>
-                      <m:t>k</m:t>
-                    </m:r>
-                  </m:sup>
-                </m:sSup>
-                <m:r>
-                  <m:rPr>
-                    <m:sty m:val="p"/>
-                  </m:rPr>
-                  <m:t>−</m:t>
-                </m:r>
-                <m:r>
-                  <m:t>μ</m:t>
-                </m:r>
-              </m:e>
-            </m:d>
+            <m:r>
+              <m:rPr>
+                <m:sty m:val="p"/>
+              </m:rPr>
+              <m:t>(</m:t>
+            </m:r>
           </m:e>
         </m:nary>
         <m:sSup>
           <m:e>
-            <m:d>
-              <m:dPr>
-                <m:begChr m:val="("/>
-                <m:sepChr m:val=""/>
-                <m:endChr m:val=")"/>
-                <m:grow/>
-              </m:dPr>
-              <m:e>
-                <m:sSup>
-                  <m:e>
-                    <m:r>
-                      <m:t>x</m:t>
-                    </m:r>
-                  </m:e>
-                  <m:sup>
-                    <m:r>
-                      <m:t>k</m:t>
-                    </m:r>
-                  </m:sup>
-                </m:sSup>
-                <m:r>
-                  <m:rPr>
-                    <m:sty m:val="p"/>
-                  </m:rPr>
-                  <m:t>−</m:t>
-                </m:r>
-                <m:r>
-                  <m:t>μ</m:t>
-                </m:r>
-              </m:e>
-            </m:d>
+            <m:r>
+              <m:t>x</m:t>
+            </m:r>
+          </m:e>
+          <m:sup>
+            <m:r>
+              <m:t>k</m:t>
+            </m:r>
+          </m:sup>
+        </m:sSup>
+        <m:r>
+          <m:rPr>
+            <m:sty m:val="p"/>
+          </m:rPr>
+          <m:t>−</m:t>
+        </m:r>
+        <m:r>
+          <m:t>μ</m:t>
+        </m:r>
+        <m:r>
+          <m:rPr>
+            <m:sty m:val="p"/>
+          </m:rPr>
+          <m:t>)</m:t>
+        </m:r>
+        <m:r>
+          <m:rPr>
+            <m:sty m:val="p"/>
+          </m:rPr>
+          <m:t>(</m:t>
+        </m:r>
+        <m:sSup>
+          <m:e>
+            <m:r>
+              <m:t>x</m:t>
+            </m:r>
+          </m:e>
+          <m:sup>
+            <m:r>
+              <m:t>k</m:t>
+            </m:r>
+          </m:sup>
+        </m:sSup>
+        <m:r>
+          <m:rPr>
+            <m:sty m:val="p"/>
+          </m:rPr>
+          <m:t>−</m:t>
+        </m:r>
+        <m:r>
+          <m:t>μ</m:t>
+        </m:r>
+        <m:sSup>
+          <m:e>
+            <m:r>
+              <m:rPr>
+                <m:sty m:val="p"/>
+              </m:rPr>
+              <m:t>)</m:t>
+            </m:r>
           </m:e>
           <m:sup>
             <m:r>
@@ -5753,78 +5820,80 @@
           </m:rPr>
           <m:t>=</m:t>
         </m:r>
+        <m:r>
+          <m:rPr>
+            <m:sty m:val="p"/>
+          </m:rPr>
+          <m:t>[</m:t>
+        </m:r>
         <m:sSub>
           <m:e>
-            <m:d>
-              <m:dPr>
-                <m:begChr m:val="["/>
-                <m:sepChr m:val=""/>
-                <m:endChr m:val="]"/>
-                <m:grow/>
-              </m:dPr>
-              <m:e>
-                <m:sSub>
-                  <m:e>
-                    <m:r>
-                      <m:t>v</m:t>
-                    </m:r>
-                  </m:e>
-                  <m:sub>
-                    <m:r>
-                      <m:t>1</m:t>
-                    </m:r>
-                  </m:sub>
-                </m:sSub>
-                <m:r>
-                  <m:rPr>
-                    <m:sty m:val="p"/>
-                  </m:rPr>
-                  <m:t>,</m:t>
-                </m:r>
-                <m:sSub>
-                  <m:e>
-                    <m:r>
-                      <m:t>v</m:t>
-                    </m:r>
-                  </m:e>
-                  <m:sub>
-                    <m:r>
-                      <m:t>2</m:t>
-                    </m:r>
-                  </m:sub>
-                </m:sSub>
-                <m:r>
-                  <m:rPr>
-                    <m:sty m:val="p"/>
-                  </m:rPr>
-                  <m:t>,</m:t>
-                </m:r>
-                <m:r>
-                  <m:rPr>
-                    <m:sty m:val="p"/>
-                  </m:rPr>
-                  <m:t>…</m:t>
-                </m:r>
-                <m:r>
-                  <m:rPr>
-                    <m:sty m:val="p"/>
-                  </m:rPr>
-                  <m:t>,</m:t>
-                </m:r>
-                <m:sSub>
-                  <m:e>
-                    <m:r>
-                      <m:t>v</m:t>
-                    </m:r>
-                  </m:e>
-                  <m:sub>
-                    <m:r>
-                      <m:t>d</m:t>
-                    </m:r>
-                  </m:sub>
-                </m:sSub>
-              </m:e>
-            </m:d>
+            <m:r>
+              <m:t>v</m:t>
+            </m:r>
+          </m:e>
+          <m:sub>
+            <m:r>
+              <m:t>1</m:t>
+            </m:r>
+          </m:sub>
+        </m:sSub>
+        <m:r>
+          <m:rPr>
+            <m:sty m:val="p"/>
+          </m:rPr>
+          <m:t>,</m:t>
+        </m:r>
+        <m:sSub>
+          <m:e>
+            <m:r>
+              <m:t>v</m:t>
+            </m:r>
+          </m:e>
+          <m:sub>
+            <m:r>
+              <m:t>2</m:t>
+            </m:r>
+          </m:sub>
+        </m:sSub>
+        <m:r>
+          <m:rPr>
+            <m:sty m:val="p"/>
+          </m:rPr>
+          <m:t>,</m:t>
+        </m:r>
+        <m:r>
+          <m:rPr>
+            <m:sty m:val="p"/>
+          </m:rPr>
+          <m:t>…</m:t>
+        </m:r>
+        <m:r>
+          <m:rPr>
+            <m:sty m:val="p"/>
+          </m:rPr>
+          <m:t>,</m:t>
+        </m:r>
+        <m:sSub>
+          <m:e>
+            <m:r>
+              <m:t>v</m:t>
+            </m:r>
+          </m:e>
+          <m:sub>
+            <m:r>
+              <m:t>d</m:t>
+            </m:r>
+          </m:sub>
+        </m:sSub>
+        <m:sSub>
+          <m:e>
+            <m:r>
+              <m:rPr>
+                <m:sty m:val="p"/>
+              </m:rPr>
+              <m:t>]</m:t>
+            </m:r>
           </m:e>
           <m:sub>
             <m:r>
@@ -5902,19 +5971,21 @@
         <m:r>
           <m:t>n</m:t>
         </m:r>
-        <m:d>
-          <m:dPr>
-            <m:begChr m:val="("/>
-            <m:sepChr m:val=""/>
-            <m:endChr m:val=")"/>
-            <m:grow/>
-          </m:dPr>
-          <m:e>
-            <m:r>
-              <m:t>z</m:t>
-            </m:r>
-          </m:e>
-        </m:d>
+        <m:r>
+          <m:rPr>
+            <m:sty m:val="p"/>
+          </m:rPr>
+          <m:t>(</m:t>
+        </m:r>
+        <m:r>
+          <m:t>z</m:t>
+        </m:r>
+        <m:r>
+          <m:rPr>
+            <m:sty m:val="p"/>
+          </m:rPr>
+          <m:t>)</m:t>
+        </m:r>
         <m:r>
           <m:rPr>
             <m:sty m:val="p"/>
@@ -5933,28 +6004,30 @@
             </m:r>
           </m:sup>
         </m:sSup>
-        <m:d>
-          <m:dPr>
-            <m:begChr m:val="("/>
-            <m:sepChr m:val=""/>
-            <m:endChr m:val=")"/>
-            <m:grow/>
-          </m:dPr>
-          <m:e>
-            <m:r>
-              <m:t>z</m:t>
-            </m:r>
-            <m:r>
-              <m:rPr>
-                <m:sty m:val="p"/>
-              </m:rPr>
-              <m:t>−</m:t>
-            </m:r>
-            <m:r>
-              <m:t>μ</m:t>
-            </m:r>
-          </m:e>
-        </m:d>
+        <m:r>
+          <m:rPr>
+            <m:sty m:val="p"/>
+          </m:rPr>
+          <m:t>(</m:t>
+        </m:r>
+        <m:r>
+          <m:t>z</m:t>
+        </m:r>
+        <m:r>
+          <m:rPr>
+            <m:sty m:val="p"/>
+          </m:rPr>
+          <m:t>−</m:t>
+        </m:r>
+        <m:r>
+          <m:t>μ</m:t>
+        </m:r>
+        <m:r>
+          <m:rPr>
+            <m:sty m:val="p"/>
+          </m:rPr>
+          <m:t>)</m:t>
+        </m:r>
       </m:oMath>
     </w:p>
     <w:p>
@@ -5964,8 +6037,8 @@
         </w:pict>
       </w:r>
     </w:p>
-    <w:bookmarkEnd w:id="24"/>
-    <w:bookmarkStart w:id="25" w:name="benefits-of-pca"/>
+    <w:bookmarkEnd w:id="13"/>
+    <w:bookmarkStart w:id="14" w:name="benefits-of-pca"/>
     <w:p>
       <w:pPr>
         <w:pStyle w:val="Heading2"/>
@@ -6057,8 +6130,8 @@
         </w:pict>
       </w:r>
     </w:p>
-    <w:bookmarkEnd w:id="25"/>
-    <w:bookmarkStart w:id="26" w:name="limitations-of-pca"/>
+    <w:bookmarkEnd w:id="14"/>
+    <w:bookmarkStart w:id="15" w:name="limitations-of-pca"/>
     <w:p>
       <w:pPr>
         <w:pStyle w:val="Heading2"/>
@@ -6131,8 +6204,8 @@
         </w:pict>
       </w:r>
     </w:p>
-    <w:bookmarkEnd w:id="26"/>
-    <w:bookmarkStart w:id="32" w:name="X574fcc30c42a25e36731c91ebf2f02a78828dc8"/>
+    <w:bookmarkEnd w:id="15"/>
+    <w:bookmarkStart w:id="21" w:name="X574fcc30c42a25e36731c91ebf2f02a78828dc8"/>
     <w:p>
       <w:pPr>
         <w:pStyle w:val="Heading2"/>
@@ -7028,18 +7101,18 @@
           <wp:inline>
             <wp:extent cx="5334000" cy="4220396"/>
             <wp:effectExtent b="0" l="0" r="0" t="0"/>
-            <wp:docPr descr="" title="" id="28" name="Picture"/>
+            <wp:docPr descr="" title="" id="17" name="Picture"/>
             <a:graphic>
               <a:graphicData uri="http://schemas.openxmlformats.org/drawingml/2006/picture">
                 <pic:pic>
                   <pic:nvPicPr>
-                    <pic:cNvPr descr="index_files/figure-docx/cell-6-output-1.png" id="29" name="Picture"/>
+                    <pic:cNvPr descr="index_files/figure-docx/cell-6-output-1.png" id="18" name="Picture"/>
                     <pic:cNvPicPr>
                       <a:picLocks noChangeArrowheads="1" noChangeAspect="1"/>
                     </pic:cNvPicPr>
                   </pic:nvPicPr>
                   <pic:blipFill>
-                    <a:blip r:embed="rId27"/>
+                    <a:blip r:embed="rId16"/>
                     <a:stretch>
                       <a:fillRect/>
                     </a:stretch>
@@ -7081,7 +7154,7 @@
         </w:pict>
       </w:r>
     </w:p>
-    <w:bookmarkStart w:id="31" w:name="references"/>
+    <w:bookmarkStart w:id="20" w:name="references"/>
     <w:p>
       <w:pPr>
         <w:pStyle w:val="Heading3"/>
@@ -7387,8 +7460,8 @@
         <w:t xml:space="preserve"> </w:t>
       </w:r>
     </w:p>
-    <w:bookmarkStart w:id="30" w:name="fb-root"/>
-    <w:bookmarkEnd w:id="30"/>
+    <w:bookmarkStart w:id="19" w:name="fb-root"/>
+    <w:bookmarkEnd w:id="19"/>
     <w:p>
       <w:pPr>
         <w:pStyle w:val="BodyText"/>
@@ -7401,8 +7474,8 @@
         <w:t xml:space="preserve">You may also like</w:t>
       </w:r>
     </w:p>
-    <w:bookmarkEnd w:id="31"/>
-    <w:bookmarkEnd w:id="32"/>
+    <w:bookmarkEnd w:id="20"/>
+    <w:bookmarkEnd w:id="21"/>
     <w:sectPr>
       <w:footnotePr>
         <w:numRestart w:val="eachSect"/>
@@ -7769,10 +7842,10 @@
   <w:docDefaults>
     <w:rPrDefault>
       <w:rPr>
-        <w:rFonts w:asciiTheme="minorHAnsi" w:cstheme="minorBidi" w:eastAsiaTheme="minorHAnsi" w:hAnsiTheme="minorHAnsi"/>
+        <w:rFonts w:asciiTheme="minorHAnsi" w:cstheme="minorBidi" w:eastAsiaTheme="minorEastAsia" w:hAnsiTheme="minorHAnsi"/>
         <w:sz w:val="24"/>
         <w:szCs w:val="24"/>
-        <w:lang w:bidi="ar-SA" w:eastAsia="en-US" w:val="en-US"/>
+        <w:lang w:bidi="ar-SA" w:eastAsia="zh-CN" w:val="en-US"/>
       </w:rPr>
     </w:rPrDefault>
     <w:pPrDefault>
@@ -8313,13 +8386,6 @@
       </w:tblCellMar>
     </w:tblPr>
     <w:tblStylePr w:type="firstRow">
-      <w:tblPr>
-        <w:jc w:val="left"/>
-        <w:tblInd w:type="dxa" w:w="0"/>
-      </w:tblPr>
-      <w:trPr>
-        <w:jc w:val="left"/>
-      </w:trPr>
       <w:tcPr>
         <w:tcBorders>
           <w:bottom w:val="single"/>

--- a/posts/pca/index.docx
+++ b/posts/pca/index.docx
@@ -6205,7 +6205,7 @@
       </w:r>
     </w:p>
     <w:bookmarkEnd w:id="15"/>
-    <w:bookmarkStart w:id="21" w:name="X574fcc30c42a25e36731c91ebf2f02a78828dc8"/>
+    <w:bookmarkStart w:id="20" w:name="X574fcc30c42a25e36731c91ebf2f02a78828dc8"/>
     <w:p>
       <w:pPr>
         <w:pStyle w:val="Heading2"/>
@@ -7154,7 +7154,7 @@
         </w:pict>
       </w:r>
     </w:p>
-    <w:bookmarkStart w:id="20" w:name="references"/>
+    <w:bookmarkStart w:id="19" w:name="references"/>
     <w:p>
       <w:pPr>
         <w:pStyle w:val="Heading3"/>
@@ -7418,64 +7418,11 @@
           <w:b/>
           <w:bCs/>
         </w:rPr>
-        <w:t xml:space="preserve">Share on</w:t>
-      </w:r>
-    </w:p>
-    <w:p>
-      <w:pPr>
-        <w:pStyle w:val="BodyText"/>
-      </w:pPr>
-    </w:p>
-    <w:p>
-      <w:pPr>
-        <w:pStyle w:val="BodyText"/>
-      </w:pPr>
-      <w:r>
-        <w:t xml:space="preserve"> </w:t>
-      </w:r>
-    </w:p>
-    <w:p>
-      <w:pPr>
-        <w:pStyle w:val="BodyText"/>
-      </w:pPr>
-    </w:p>
-    <w:p>
-      <w:pPr>
-        <w:pStyle w:val="BodyText"/>
-      </w:pPr>
-      <w:r>
-        <w:t xml:space="preserve"> </w:t>
-      </w:r>
-    </w:p>
-    <w:p>
-      <w:pPr>
-        <w:pStyle w:val="BodyText"/>
-      </w:pPr>
-    </w:p>
-    <w:p>
-      <w:pPr>
-        <w:pStyle w:val="BodyText"/>
-      </w:pPr>
-      <w:r>
-        <w:t xml:space="preserve"> </w:t>
-      </w:r>
-    </w:p>
-    <w:bookmarkStart w:id="19" w:name="fb-root"/>
+        <w:t xml:space="preserve">You may also like</w:t>
+      </w:r>
+    </w:p>
     <w:bookmarkEnd w:id="19"/>
-    <w:p>
-      <w:pPr>
-        <w:pStyle w:val="BodyText"/>
-      </w:pPr>
-      <w:r>
-        <w:rPr>
-          <w:b/>
-          <w:bCs/>
-        </w:rPr>
-        <w:t xml:space="preserve">You may also like</w:t>
-      </w:r>
-    </w:p>
     <w:bookmarkEnd w:id="20"/>
-    <w:bookmarkEnd w:id="21"/>
     <w:sectPr>
       <w:footnotePr>
         <w:numRestart w:val="eachSect"/>
